--- a/companies/ashcombe-advisory/Engagements/Gallegos, Pope and Marsh/Meeting Minutes 2024-03-29 - Gallegos, Pope and Marsh.docx
+++ b/companies/ashcombe-advisory/Engagements/Gallegos, Pope and Marsh/Meeting Minutes 2024-03-29 - Gallegos, Pope and Marsh.docx
@@ -7,12 +7,12 @@
         <w:pStyle w:val="Heading1"/>
       </w:pPr>
       <w:r>
-        <w:t>Reputation Audit — Working Session Notes</w:t>
+        <w:t>Working Session Notes: Reputation Audit for Gallegos, Pope and Marsh</w:t>
       </w:r>
     </w:p>
     <w:p>
       <w:r>
-        <w:t>Notes of the working session on the Gallegos, Pope and Marsh reputation audit, held at the firm's offices. The purpose was to review the coverage findings gathered so far, agree which themes matter, and settle the questions for the perception interviews. The notes were taken by Kimberly Le.</w:t>
+        <w:t>Held by video call. These notes record the principal points of discussion and the actions agreed, and are circulated to those who attended.</w:t>
       </w:r>
     </w:p>
     <w:p>
@@ -20,23 +20,7 @@
         <w:pStyle w:val="Heading2"/>
       </w:pPr>
       <w:r>
-        <w:t>Attendees</w:t>
-      </w:r>
-    </w:p>
-    <w:p>
-      <w:pPr>
-        <w:pStyle w:val="ListBullet"/>
-      </w:pPr>
-      <w:r>
-        <w:t>Kimberly Le, Communications Analyst (notes)</w:t>
-      </w:r>
-    </w:p>
-    <w:p>
-      <w:pPr>
-        <w:pStyle w:val="ListBullet"/>
-      </w:pPr>
-      <w:r>
-        <w:t>Michelle Rose, Communications Associate</w:t>
+        <w:t>Attending</w:t>
       </w:r>
     </w:p>
     <w:p>
@@ -49,25 +33,26 @@
     </w:p>
     <w:p>
       <w:pPr>
-        <w:pStyle w:val="Heading2"/>
+        <w:pStyle w:val="ListBullet"/>
       </w:pPr>
       <w:r>
-        <w:t>Coverage findings reviewed</w:t>
+        <w:t>Julie Hill, Managing Partner, Ashcombe Advisory Partners</w:t>
       </w:r>
     </w:p>
     <w:p>
+      <w:pPr>
+        <w:pStyle w:val="ListBullet"/>
+      </w:pPr>
       <w:r>
-        <w:t>Kimberly Le walked the group through the coverage read of the past eighteen months. Three themes carry most of the story. The first concerns the company's financial communications, which read as accurate but sparing; where the company says little, the market fills the gap itself. The second concerns leadership visibility, which is low relative to peers, so the company is described more often than it describes itself. The third concerns a single legacy matter that resurfaces in trade coverage more often than its age warrants.</w:t>
+        <w:t>Michelle Rose, Communications Associate, Ashcombe Advisory Partners</w:t>
       </w:r>
     </w:p>
     <w:p>
+      <w:pPr>
+        <w:pStyle w:val="ListBullet"/>
+      </w:pPr>
       <w:r>
-        <w:t>Michelle Rose noted that the three themes are consistent across sources, which gives the audit a firm base to build on. The consistency also means the findings are unlikely to shift much as the interviews come in; the interviews will test degree and cause, not the themes themselves. Robert Smith confirmed that the financial-communications finding matched the internal view, and asked that the perception interviews test whether investors share it or merely tolerate it.</w:t>
-      </w:r>
-    </w:p>
-    <w:p>
-      <w:r>
-        <w:t>The group agreed that the audit's value will lie in the gap between what the coverage shows and how the Gallegos, Pope and Marsh leadership believes the company is read. That comparison will frame the recommendations. No decision was taken on messaging itself; the session was diagnostic by design, and the work is still in its early weeks. The discussion stayed on what the record says today, which is the ground the later advice has to stand on.</w:t>
+        <w:t>Kimberly Le, Communications Analyst, Ashcombe Advisory Partners</w:t>
       </w:r>
     </w:p>
     <w:p>
@@ -75,12 +60,12 @@
         <w:pStyle w:val="Heading2"/>
       </w:pPr>
       <w:r>
-        <w:t>Interview approach</w:t>
+        <w:t>Why we met</w:t>
       </w:r>
     </w:p>
     <w:p>
       <w:r>
-        <w:t>The group discussed how the perception interviews should run. Each will be brief and held under an assurance of confidentiality, so that views are attributed to the audit rather than to named individuals. The guide will pose the same core questions to every group, which lets the answers be compared across the investor side, the trade press, and internal voices. Robert Smith agreed to make the introductions on the internal side, since a warm approach draws more candor than a cold one. Michelle Rose raised the point that the internal interviews are the ones most likely to move the findings, because they test whether the company's self-image matches the outside read. The group accepted that and agreed to protect the time for them.</w:t>
+        <w:t>We met to take stock of the audit so far and to agree how the stakeholder conversations should proceed from here. The observations recorded below are provisional. They rest on the coverage review and on a small number of interviews, and we would expect some of them to be refined as the remaining conversations are held.</w:t>
       </w:r>
     </w:p>
     <w:p>
@@ -88,12 +73,17 @@
         <w:pStyle w:val="Heading2"/>
       </w:pPr>
       <w:r>
-        <w:t>Decisions</w:t>
+        <w:t>What the coverage shows so far</w:t>
       </w:r>
     </w:p>
     <w:p>
       <w:r>
-        <w:t>The group settled two points. The interview set will cover the investor side, the trade press, and internal voices, in that order of priority. The findings will be delivered as a written note structured by theme, rather than as a presentation, so the evidence travels with the conclusions and can be checked line by line.</w:t>
+        <w:t>Kimberly Le presented the review of online and social coverage, and Michelle Rose the review of print and trade coverage. Taken together, coverage of Gallegos, Pope and Marsh over the period reviewed has been largely neutral in tone. It has concentrated on financial announcements, with comparatively little attention paid to the business itself or to the people who lead it.</w:t>
+      </w:r>
+    </w:p>
+    <w:p>
+      <w:r>
+        <w:t>Kimberly Le also noted that a small number of older articles continue to appear prominently in search results and are occasionally cited in newer pieces. Robert Smith asked whether this was unusual. We explained that it is common among companies of a similar size, and that it bears more on how a new investor first encounters the company than on how it is regarded by those who already follow it.</w:t>
       </w:r>
     </w:p>
     <w:p>
@@ -101,7 +91,43 @@
         <w:pStyle w:val="Heading2"/>
       </w:pPr>
       <w:r>
-        <w:t>Action items</w:t>
+        <w:t>Stakeholder conversations</w:t>
+      </w:r>
+    </w:p>
+    <w:p>
+      <w:r>
+        <w:t>The leadership interviews were held first, as agreed, and are nearly complete. The introduction note has gone to every investor on the agreed list and most have replied. Julie Hill has since held the first of the investor conversations, with Kimberly Le keeping notes, and Michelle Rose has begun informal conversations with reporters who cover the company.</w:t>
+      </w:r>
+    </w:p>
+    <w:p>
+      <w:r>
+        <w:t>The early investor conversations suggest that management is regarded as credible and the financial reporting as clear. Where investors hesitated was in describing the company's longer-term direction in their own words. We were careful to say that this rests on very few conversations and may not hold across the full set.</w:t>
+      </w:r>
+    </w:p>
+    <w:p>
+      <w:r>
+        <w:t>Robert Smith asked that the remaining conversations include a question on how investors would prefer to hear from the company between formal announcements. We agreed that this would be a useful addition, and it will be put to every investor from this point on.</w:t>
+      </w:r>
+    </w:p>
+    <w:p>
+      <w:pPr>
+        <w:pStyle w:val="Heading2"/>
+      </w:pPr>
+      <w:r>
+        <w:t>How the findings will be shared</w:t>
+      </w:r>
+    </w:p>
+    <w:p>
+      <w:r>
+        <w:t>We discussed how the findings should be presented once the conversations are complete. Robert Smith asked that they come to him first and then to the leadership team, and we agreed that the readout will take place in those two stages. We also confirmed that no comment will be attributed to an individual investor or reporter by name.</w:t>
+      </w:r>
+    </w:p>
+    <w:p>
+      <w:pPr>
+        <w:pStyle w:val="Heading2"/>
+      </w:pPr>
+      <w:r>
+        <w:t>Agreed actions</w:t>
       </w:r>
     </w:p>
     <w:tbl>
@@ -125,6 +151,19 @@
               <w:rPr>
                 <w:b/>
               </w:rPr>
+              <w:t>Action</w:t>
+            </w:r>
+          </w:p>
+        </w:tc>
+        <w:tc>
+          <w:tcPr>
+            <w:tcW w:type="dxa" w:w="2880"/>
+          </w:tcPr>
+          <w:p>
+            <w:r>
+              <w:rPr>
+                <w:b/>
+              </w:rPr>
               <w:t>Owner</w:t>
             </w:r>
           </w:p>
@@ -138,7 +177,19 @@
               <w:rPr>
                 <w:b/>
               </w:rPr>
-              <w:t>Action</w:t>
+              <w:t>Timing</w:t>
+            </w:r>
+          </w:p>
+        </w:tc>
+      </w:tr>
+      <w:tr>
+        <w:tc>
+          <w:tcPr>
+            <w:tcW w:type="dxa" w:w="2880"/>
+          </w:tcPr>
+          <w:p>
+            <w:r>
+              <w:t>Add the question on communication between formal announcements to the investor interview guide</w:t>
             </w:r>
           </w:p>
         </w:tc>
@@ -148,15 +199,64 @@
           </w:tcPr>
           <w:p>
             <w:r>
-              <w:rPr>
-                <w:b/>
-              </w:rPr>
-              <w:t>Target</w:t>
+              <w:t>Michelle Rose</w:t>
+            </w:r>
+          </w:p>
+        </w:tc>
+        <w:tc>
+          <w:tcPr>
+            <w:tcW w:type="dxa" w:w="2880"/>
+          </w:tcPr>
+          <w:p>
+            <w:r>
+              <w:t>Before the next scheduled call</w:t>
             </w:r>
           </w:p>
         </w:tc>
       </w:tr>
       <w:tr>
+        <w:tc>
+          <w:tcPr>
+            <w:tcW w:type="dxa" w:w="2880"/>
+          </w:tcPr>
+          <w:p>
+            <w:r>
+              <w:t>Complete the remaining leadership interviews</w:t>
+            </w:r>
+          </w:p>
+        </w:tc>
+        <w:tc>
+          <w:tcPr>
+            <w:tcW w:type="dxa" w:w="2880"/>
+          </w:tcPr>
+          <w:p>
+            <w:r>
+              <w:t>Julie Hill</w:t>
+            </w:r>
+          </w:p>
+        </w:tc>
+        <w:tc>
+          <w:tcPr>
+            <w:tcW w:type="dxa" w:w="2880"/>
+          </w:tcPr>
+          <w:p>
+            <w:r>
+              <w:t>Within the coming week</w:t>
+            </w:r>
+          </w:p>
+        </w:tc>
+      </w:tr>
+      <w:tr>
+        <w:tc>
+          <w:tcPr>
+            <w:tcW w:type="dxa" w:w="2880"/>
+          </w:tcPr>
+          <w:p>
+            <w:r>
+              <w:t>Prepare a short note on the older articles that rank highly in search results, with options for addressing them</w:t>
+            </w:r>
+          </w:p>
+        </w:tc>
         <w:tc>
           <w:tcPr>
             <w:tcW w:type="dxa" w:w="2880"/>
@@ -173,22 +273,22 @@
           </w:tcPr>
           <w:p>
             <w:r>
-              <w:t>Finalize the interview guide against the three themes</w:t>
+              <w:t>Ahead of the next session</w:t>
             </w:r>
           </w:p>
         </w:tc>
+      </w:tr>
+      <w:tr>
         <w:tc>
           <w:tcPr>
             <w:tcW w:type="dxa" w:w="2880"/>
           </w:tcPr>
           <w:p>
             <w:r>
-              <w:t>This week</w:t>
+              <w:t>Continue informal conversations with reporters who cover the company</w:t>
             </w:r>
           </w:p>
         </w:tc>
-      </w:tr>
-      <w:tr>
         <w:tc>
           <w:tcPr>
             <w:tcW w:type="dxa" w:w="2880"/>
@@ -205,22 +305,22 @@
           </w:tcPr>
           <w:p>
             <w:r>
-              <w:t>Circulate the coverage grid and theme summary to Robert Smith</w:t>
+              <w:t>Ongoing</w:t>
             </w:r>
           </w:p>
         </w:tc>
+      </w:tr>
+      <w:tr>
         <w:tc>
           <w:tcPr>
             <w:tcW w:type="dxa" w:w="2880"/>
           </w:tcPr>
           <w:p>
             <w:r>
-              <w:t>This week</w:t>
+              <w:t>Confirm who from the leadership team will attend the second stage of the readout</w:t>
             </w:r>
           </w:p>
         </w:tc>
-      </w:tr>
-      <w:tr>
         <w:tc>
           <w:tcPr>
             <w:tcW w:type="dxa" w:w="2880"/>
@@ -237,49 +337,7 @@
           </w:tcPr>
           <w:p>
             <w:r>
-              <w:t>Confirm the investor and internal contacts for the perception interviews</w:t>
-            </w:r>
-          </w:p>
-        </w:tc>
-        <w:tc>
-          <w:tcPr>
-            <w:tcW w:type="dxa" w:w="2880"/>
-          </w:tcPr>
-          <w:p>
-            <w:r>
-              <w:t>Before interviews begin</w:t>
-            </w:r>
-          </w:p>
-        </w:tc>
-      </w:tr>
-      <w:tr>
-        <w:tc>
-          <w:tcPr>
-            <w:tcW w:type="dxa" w:w="2880"/>
-          </w:tcPr>
-          <w:p>
-            <w:r>
-              <w:t>Kimberly Le</w:t>
-            </w:r>
-          </w:p>
-        </w:tc>
-        <w:tc>
-          <w:tcPr>
-            <w:tcW w:type="dxa" w:w="2880"/>
-          </w:tcPr>
-          <w:p>
-            <w:r>
-              <w:t>Book the first block of interviews once contacts are confirmed</w:t>
-            </w:r>
-          </w:p>
-        </w:tc>
-        <w:tc>
-          <w:tcPr>
-            <w:tcW w:type="dxa" w:w="2880"/>
-          </w:tcPr>
-          <w:p>
-            <w:r>
-              <w:t>The following week</w:t>
+              <w:t>Ahead of the next session</w:t>
             </w:r>
           </w:p>
         </w:tc>
@@ -287,7 +345,7 @@
     </w:tbl>
     <w:p>
       <w:r>
-        <w:t>The guide and the confirmed contact list must both be in hand before any interview is booked. Kimberly Le will circulate the guide this week and hold scheduling until Robert Smith returns the contacts.</w:t>
+        <w:t>Our next step is to complete the investor conversations, after which we will meet again to review them together. Michelle Rose will propose times for that session to Robert Smith in the course of next week.</w:t>
       </w:r>
     </w:p>
     <w:sectPr>
